--- a/Описание_Управление_стримами_и_командами.docx
+++ b/Описание_Управление_стримами_и_командами.docx
@@ -37,7 +37,7 @@
           <w:color w:val="7A8AA0"/>
           <w:sz w:val="20"/>
         </w:rPr>
-        <w:t>v2.3.0 · 29.10.2026</w:t>
+        <w:t>v2.4.0 · 29.10.2026</w:t>
       </w:r>
     </w:p>
     <w:p/>
@@ -197,13 +197,12 @@
         <w:pStyle w:val="Heading2"/>
       </w:pPr>
       <w:r>
-        <w:t>Обзор стрима</w:t>
+        <w:t>Дашборд стрима</w:t>
       </w:r>
     </w:p>
     <w:p>
-      <w:pPr/>
       <w:r>
-        <w:t>Сводка по всем командам текущего стрима, посчитанная теми же формулами, что и дашборд команды: velocity, health, прогресс и риск срыва текущего спринта, say/do, открытые баги, блокеры и предсказуемость PI. Ниже — графики burn-up PI и velocity команд по итерациям, фичи текущего PI по WSJF с прогрессом.</w:t>
+        <w:t>Все показатели стрима и каждой команды на одной странице. Показатели команды считаются теми же формулами, что и её дашборд (velocity, health, риск срыва спринта, say/do, cycle time, DORA, Team Health Check и др.); показатели стрима — сводка по командам и данным стрима (предсказуемость PI, фичи, burn-up, System Demo, зависимости, ROAM).</w:t>
       </w:r>
     </w:p>
     <w:p>
@@ -211,7 +210,7 @@
         <w:pStyle w:val="ListBullet"/>
       </w:pPr>
       <w:r>
-        <w:t>KPI стрима: команд, людей, velocity стрима (сумма средних), health, предсказуемость PI, открытые баги, блокеры, высокие риски ROAM.</w:t>
+        <w:t>«Требует внимания»: высокий риск срыва спринта, перегруз ёмкости, критичные баги, импедименты старше 7 дней, красные зоны Health Check, конфликты межкомандных зависимостей, нерешённые высокие риски ROAM, фичи PI без историй, предсказуемость ниже 80%. Клик по сигналу открывает команду или раздел с причиной.</w:t>
       </w:r>
     </w:p>
     <w:p>
@@ -219,7 +218,7 @@
         <w:pStyle w:val="ListBullet"/>
       </w:pPr>
       <w:r>
-        <w:t>Таблица команд с RAG-подсветкой; «Открыть» переключает на команду. Команды без доступа помечаются «нет доступа».</w:t>
+        <w:t>«Сводка»: KPI стрима, burn-up PI, velocity команд по итерациям и матрица команд.</w:t>
       </w:r>
     </w:p>
     <w:p>
@@ -227,7 +226,7 @@
         <w:pStyle w:val="ListBullet"/>
       </w:pPr>
       <w:r>
-        <w:t>Burn-up PI: объём историй фич PI, сделанное нарастающим итогом и идеальный темп; velocity — столбцы по командам и итерациям.</w:t>
+        <w:t>«Команды»: тепловая матрица (цвет ячейки — светофор показателя) или карточки с мини-трендом velocity. Клик по команде открывает боковую панель с причинами риска и всеми показателями по группам; «Открыть команду» переключает на её данные.</w:t>
       </w:r>
     </w:p>
     <w:p>
@@ -235,7 +234,31 @@
         <w:pStyle w:val="ListBullet"/>
       </w:pPr>
       <w:r>
-        <w:t>«⟳ Обновить» перечитывает данные всех команд стрима.</w:t>
+        <w:t>«Поток»: velocity, cycle time (медиана), WIP и старейшая задача в работе, say/do, загрузка, распределение работы (фичи и истории, техдолг, дефекты).</w:t>
+      </w:r>
+    </w:p>
+    <w:p>
+      <w:pPr>
+        <w:pStyle w:val="ListBullet"/>
+      </w:pPr>
+      <w:r>
+        <w:t>«Качество»: открытые баги по серьёзности, DRE, DoD, DORA (деплои в неделю, lead time, change failure rate, MTTR), техдолг.</w:t>
+      </w:r>
+    </w:p>
+    <w:p>
+      <w:pPr>
+        <w:pStyle w:val="ListBullet"/>
+      </w:pPr>
+      <w:r>
+        <w:t>«Люди»: численность, Team Health Check, настроение, одиночные носители навыков (SPOF), импедименты и их возраст.</w:t>
+      </w:r>
+    </w:p>
+    <w:p>
+      <w:pPr>
+        <w:pStyle w:val="ListBullet"/>
+      </w:pPr>
+      <w:r>
+        <w:t>«Тренды»: срезы показателей по итерациям PI — автоматически при первом открытии дашборда в итерации и кнопкой «📌 Зафиксировать срез»; графики velocity, health, предсказуемости, say/do, багов и блокеров. Срезы выгружаются в Excel (лист «Срезы стрима»).</w:t>
       </w:r>
     </w:p>
     <w:p>
@@ -1353,7 +1376,7 @@
         <w:t>Встроенный ассистент по данным проекта: velocity, health, баги, зависимости, бюджет; открывает разделы и выполняет команды, работает офлайн.</w:t>
       </w:r>
       <w:r>
-        <w:t xml:space="preserve"> С v2.3.0 знает все разделы и функции: отвечает на вопрос о любом разделе, перечисляет их и рассказывает про новинки; база знаний самообновляется после каждого релиза.</w:t>
+        <w:t xml:space="preserve"> С v2.4.0 знает все разделы и функции: отвечает на вопрос о любом разделе, перечисляет их и рассказывает про новинки; база знаний самообновляется после каждого релиза.</w:t>
       </w:r>
     </w:p>
     <w:p>

--- a/Описание_Управление_стримами_и_командами.docx
+++ b/Описание_Управление_стримами_и_командами.docx
@@ -37,7 +37,7 @@
           <w:color w:val="7A8AA0"/>
           <w:sz w:val="20"/>
         </w:rPr>
-        <w:t>v2.4.0 · 29.10.2026</w:t>
+        <w:t>v2.5.0 · 29.10.2026</w:t>
       </w:r>
     </w:p>
     <w:p/>
@@ -425,6 +425,91 @@
       </w:pPr>
       <w:r>
         <w:t>Повторное формирование не дублирует уже добавленные фичи.</w:t>
+      </w:r>
+    </w:p>
+    <w:p>
+      <w:pPr>
+        <w:pStyle w:val="Heading2"/>
+      </w:pPr>
+      <w:r>
+        <w:t>Зрелость стрима</w:t>
+      </w:r>
+    </w:p>
+    <w:p>
+      <w:r>
+        <w:t>Agile-зрелость стрима в трёх слоях: зрелость команд (их самооценки по Scrum, Kanban и SAFe в разрезе стрима), практики стрима (10 измерений с рубрикой из 5 уровней — от «Начального» до «Оптимизирующего») и объективные индикаторы из данных приложения, которые проверяют самооценку. Оценка проводится раз в PI, на Inspect &amp; Adapt.</w:t>
+      </w:r>
+    </w:p>
+    <w:p>
+      <w:pPr>
+        <w:pStyle w:val="ListBullet"/>
+      </w:pPr>
+      <w:r>
+        <w:t>Измерения практик стрима: PI-планирование, синхронизация каденции, бэклог фич, межкомандные зависимости, System Demo, Inspect &amp; Adapt, роли стрима, непрерывная поставка, технические практики, метрики и прозрачность. Ненужные можно отключить и добавить свои («Настроить измерения»).</w:t>
+      </w:r>
+    </w:p>
+    <w:p>
+      <w:pPr>
+        <w:pStyle w:val="ListBullet"/>
+      </w:pPr>
+      <w:r>
+        <w:t>Рубрика: у каждого измерения описан каждый из 5 уровней (раскройте измерение в таблице); текущий уровень выделен.</w:t>
+      </w:r>
+    </w:p>
+    <w:p>
+      <w:pPr>
+        <w:pStyle w:val="ListBullet"/>
+      </w:pPr>
+      <w:r>
+        <w:t>Голоса команд: каждая команда ставит уровень 1–5 по рубрике; участник команды голосует за свою команду (с сервером — даже без роли в стриме). Показываются медиана и разброс голосов; разброс от 2 уровней подсвечивается.</w:t>
+      </w:r>
+    </w:p>
+    <w:p>
+      <w:pPr>
+        <w:pStyle w:val="ListBullet"/>
+      </w:pPr>
+      <w:r>
+        <w:t>Итог RTE: пользователь с правом изменения данных стрима фиксирует итоговый уровень и обоснование; «Принять медианы» ставит итог по медиане там, где он не задан. Пока итога нет, используется медиана голосов.</w:t>
+      </w:r>
+    </w:p>
+    <w:p>
+      <w:pPr>
+        <w:pStyle w:val="ListBullet"/>
+      </w:pPr>
+      <w:r>
+        <w:t>Индикаторы из данных: предсказуемость PI, доля команд в каденции PI, фичи с WSJF и историями, конфликты зависимостей, регулярность System Demo, разбор рисков ROAM и выполнение улучшений, уровни DORA, DoD команд, срезы показателей и встречи Scrum of Scrums. Если итог расходится с индикатором на 2 уровня и более, сверка помечает «возможна переоценка» или «возможна недооценка».</w:t>
+      </w:r>
+    </w:p>
+    <w:p>
+      <w:pPr>
+        <w:pStyle w:val="ListBullet"/>
+      </w:pPr>
+      <w:r>
+        <w:t>Итоговый уровень стрима — медиана по измерениям, «слабое звено» — самое низкое измерение; радар «итог ↔ индикаторы» и динамика по PI.</w:t>
+      </w:r>
+    </w:p>
+    <w:p>
+      <w:pPr>
+        <w:pStyle w:val="ListBullet"/>
+      </w:pPr>
+      <w:r>
+        <w:t>Зрелость команд: тепловая карта команд по измерениям выбранного фреймворка (Scrum, Kanban, SAFe) со средним, минимумом и разбросом.</w:t>
+      </w:r>
+    </w:p>
+    <w:p>
+      <w:pPr>
+        <w:pStyle w:val="ListBullet"/>
+      </w:pPr>
+      <w:r>
+        <w:t>Бэклог улучшений: действия по измерениям с владельцем, PI и статусом; «Предложить из слабых измерений» создаёт действия для 2–3 самых слабых измерений с формулировкой следующего уровня рубрики.</w:t>
+      </w:r>
+    </w:p>
+    <w:p>
+      <w:pPr>
+        <w:pStyle w:val="ListBullet"/>
+      </w:pPr>
+      <w:r>
+        <w:t>На дашборде стрима — плитка «Зрелость стрима» и сигналы о расхождении оценки с фактами и о непроведённой оценке в конце PI; в Excel — листы «Зрелость стрима» и «Улучшения стрима».</w:t>
       </w:r>
     </w:p>
     <w:p>
@@ -1376,7 +1461,7 @@
         <w:t>Встроенный ассистент по данным проекта: velocity, health, баги, зависимости, бюджет; открывает разделы и выполняет команды, работает офлайн.</w:t>
       </w:r>
       <w:r>
-        <w:t xml:space="preserve"> С v2.4.0 знает все разделы и функции: отвечает на вопрос о любом разделе, перечисляет их и рассказывает про новинки; база знаний самообновляется после каждого релиза.</w:t>
+        <w:t xml:space="preserve"> С v2.5.0 знает все разделы и функции: отвечает на вопрос о любом разделе, перечисляет их и рассказывает про новинки; база знаний самообновляется после каждого релиза.</w:t>
       </w:r>
     </w:p>
     <w:p>

--- a/Описание_Управление_стримами_и_командами.docx
+++ b/Описание_Управление_стримами_и_командами.docx
@@ -37,7 +37,7 @@
           <w:color w:val="7A8AA0"/>
           <w:sz w:val="20"/>
         </w:rPr>
-        <w:t>v2.5.0 · 29.10.2026</w:t>
+        <w:t>v2.6.0 · 29.10.2026</w:t>
       </w:r>
     </w:p>
     <w:p/>
@@ -65,11 +65,29 @@
       </w:r>
     </w:p>
     <w:p>
+      <w:r>
+        <w:t>Навигация. С версии 2.6 меню разделено на уровни «Стрим» и «Команда», родственные разделы собраны в пункты с вкладками (например, «Приоритизация» — RICE, WSJF и MoSCoW), а «＋ Создать» в шапке добавляет задачи, баги, риски и фичи из любого раздела.</w:t>
+      </w:r>
+    </w:p>
+    <w:p>
       <w:pPr>
         <w:pStyle w:val="Heading1"/>
       </w:pPr>
       <w:r>
         <w:t>Обзор</w:t>
+      </w:r>
+    </w:p>
+    <w:p>
+      <w:pPr>
+        <w:pStyle w:val="Heading2"/>
+      </w:pPr>
+      <w:r>
+        <w:t>Мой день</w:t>
+      </w:r>
+    </w:p>
+    <w:p>
+      <w:r>
+        <w:t>Стартовая страница: ваши задачи текущего спринта со сменой статуса в один клик, блокеры и риски, события ближайших 14 дней (конец спринта, демо, праздники, отпуска, дни рождения) и сигналы стрима. Для пустой команды здесь же — чек-лист первых шагов.</w:t>
       </w:r>
     </w:p>
     <w:p>
@@ -1461,7 +1479,7 @@
         <w:t>Встроенный ассистент по данным проекта: velocity, health, баги, зависимости, бюджет; открывает разделы и выполняет команды, работает офлайн.</w:t>
       </w:r>
       <w:r>
-        <w:t xml:space="preserve"> С v2.5.0 знает все разделы и функции: отвечает на вопрос о любом разделе, перечисляет их и рассказывает про новинки; база знаний самообновляется после каждого релиза.</w:t>
+        <w:t xml:space="preserve"> С v2.6.0 знает все разделы и функции: отвечает на вопрос о любом разделе, перечисляет их и рассказывает про новинки; база знаний самообновляется после каждого релиза.</w:t>
       </w:r>
     </w:p>
     <w:p>

--- a/Описание_Управление_стримами_и_командами.docx
+++ b/Описание_Управление_стримами_и_командами.docx
@@ -37,7 +37,7 @@
           <w:color w:val="7A8AA0"/>
           <w:sz w:val="20"/>
         </w:rPr>
-        <w:t>v2.6.0 · 29.10.2026</w:t>
+        <w:t>v2.7.0 · 29.10.2026</w:t>
       </w:r>
     </w:p>
     <w:p/>
@@ -109,6 +109,14 @@
         <w:pStyle w:val="ListBullet"/>
       </w:pPr>
       <w:r>
+        <w:t>Команда управления стрима: лидер стрима и ИТ-лидер стрима (правят стрим и все его команды), архитектор и проектный менеджер (правят данные стрима, команды — просмотр). Итоговый уровень зрелости стрима фиксирует команда управления.</w:t>
+      </w:r>
+    </w:p>
+    <w:p>
+      <w:pPr>
+        <w:pStyle w:val="ListBullet"/>
+      </w:pPr>
+      <w:r>
         <w:t>Переключатель в шапке: команды сгруппированы по стримам, текущая отмечена; выбор команды открывает её данные в том же разделе.</w:t>
       </w:r>
     </w:p>
@@ -487,7 +495,7 @@
         <w:pStyle w:val="ListBullet"/>
       </w:pPr>
       <w:r>
-        <w:t>Итог RTE: пользователь с правом изменения данных стрима фиксирует итоговый уровень и обоснование; «Принять медианы» ставит итог по медиане там, где он не задан. Пока итога нет, используется медиана голосов.</w:t>
+        <w:t>Итог команды управления: пользователь с правом изменения данных стрима фиксирует итоговый уровень и обоснование; «Принять медианы» ставит итог по медиане там, где он не задан. Пока итога нет, используется медиана голосов.</w:t>
       </w:r>
     </w:p>
     <w:p>
@@ -1476,11 +1484,9 @@
     </w:p>
     <w:p>
       <w:r>
-        <w:t>Встроенный ассистент по данным проекта: velocity, health, баги, зависимости, бюджет; открывает разделы и выполняет команды, работает офлайн.</w:t>
+        <w:t>Встроенный ассистент по данным проекта: velocity, health, баги, зависимости, бюджет; открывает разделы и выполняет команды, работает офлайн. С v2.7.0 знает все разделы и функции: отвечает на вопрос о любом разделе, перечисляет их и рассказывает про новинки; база знаний самообновляется после каждого релиза.</w:t>
       </w:r>
-      <w:r>
-        <w:t xml:space="preserve"> С v2.6.0 знает все разделы и функции: отвечает на вопрос о любом разделе, перечисляет их и рассказывает про новинки; база знаний самообновляется после каждого релиза.</w:t>
-      </w:r>
+      <w:r/>
     </w:p>
     <w:p>
       <w:pPr>

--- a/Описание_Управление_стримами_и_командами.docx
+++ b/Описание_Управление_стримами_и_командами.docx
@@ -37,7 +37,7 @@
           <w:color w:val="7A8AA0"/>
           <w:sz w:val="20"/>
         </w:rPr>
-        <w:t>v2.7.0 · 29.10.2026</w:t>
+        <w:t>v2.8.0 · 29.10.2026</w:t>
       </w:r>
     </w:p>
     <w:p/>
@@ -88,6 +88,19 @@
     <w:p>
       <w:r>
         <w:t>Стартовая страница: ваши задачи текущего спринта со сменой статуса в один клик, блокеры и риски, события ближайших 14 дней (конец спринта, демо, праздники, отпуска, дни рождения) и сигналы стрима. Для пустой команды здесь же — чек-лист первых шагов.</w:t>
+      </w:r>
+    </w:p>
+    <w:p>
+      <w:pPr>
+        <w:pStyle w:val="Heading2"/>
+      </w:pPr>
+      <w:r>
+        <w:t>Мой профиль</w:t>
+      </w:r>
+    </w:p>
+    <w:p>
+      <w:r>
+        <w:t>Кто вы в команде (имя, логин, роль, привязка к участнику), ваша работа (открытые задачи по спринтам, баги, импедименты, риски, компетенции), ваше время (загрузка в спринте, отпуска, день рождения), стримы и команды (должности в команде управления, команды с вашей ролью, ваши фичи и риски ROAM) и упоминания на доске. Здесь же тема, плотность, стартовая страница и — при работе с сервером — смена своего пароля.</w:t>
       </w:r>
     </w:p>
     <w:p>
@@ -1484,7 +1497,7 @@
     </w:p>
     <w:p>
       <w:r>
-        <w:t>Встроенный ассистент по данным проекта: velocity, health, баги, зависимости, бюджет; открывает разделы и выполняет команды, работает офлайн. С v2.7.0 знает все разделы и функции: отвечает на вопрос о любом разделе, перечисляет их и рассказывает про новинки; база знаний самообновляется после каждого релиза.</w:t>
+        <w:t>Встроенный ассистент по данным проекта: velocity, health, баги, зависимости, бюджет; открывает разделы и выполняет команды, работает офлайн. С v2.8.0 знает все разделы и функции: отвечает на вопрос о любом разделе, перечисляет их и рассказывает про новинки; база знаний самообновляется после каждого релиза.</w:t>
       </w:r>
       <w:r/>
     </w:p>

--- a/Описание_Управление_стримами_и_командами.docx
+++ b/Описание_Управление_стримами_и_командами.docx
@@ -37,7 +37,7 @@
           <w:color w:val="7A8AA0"/>
           <w:sz w:val="20"/>
         </w:rPr>
-        <w:t>v2.8.0 · 29.10.2026</w:t>
+        <w:t>v2.9.0 · 29.10.2026</w:t>
       </w:r>
     </w:p>
     <w:p/>
@@ -801,6 +801,19 @@
         <w:pStyle w:val="Heading2"/>
       </w:pPr>
       <w:r>
+        <w:t>Гант по иерархии</w:t>
+      </w:r>
+    </w:p>
+    <w:p>
+      <w:r>
+        <w:t>Эпик → Фича → История → Задача по полю «Родитель» на шкале спринтов: сводные полосы родителей (от раннего начала до позднего окончания потомков) с заливкой прогресса по объёму, план по спринтам и факт по датам «начато / готово», красная рамка — просрочка; уровни раскрываются, клик по ID открывает элемент в «Бэклоге».</w:t>
+      </w:r>
+    </w:p>
+    <w:p>
+      <w:pPr>
+        <w:pStyle w:val="Heading2"/>
+      </w:pPr>
+      <w:r>
         <w:t>Зависимости</w:t>
       </w:r>
     </w:p>
@@ -1497,7 +1510,7 @@
     </w:p>
     <w:p>
       <w:r>
-        <w:t>Встроенный ассистент по данным проекта: velocity, health, баги, зависимости, бюджет; открывает разделы и выполняет команды, работает офлайн. С v2.8.0 знает все разделы и функции: отвечает на вопрос о любом разделе, перечисляет их и рассказывает про новинки; база знаний самообновляется после каждого релиза.</w:t>
+        <w:t>Встроенный ассистент по данным проекта: velocity, health, баги, зависимости, бюджет; открывает разделы и выполняет команды, работает офлайн. С v2.9.0 знает все разделы и функции: отвечает на вопрос о любом разделе, перечисляет их и рассказывает про новинки; база знаний самообновляется после каждого релиза.</w:t>
       </w:r>
       <w:r/>
     </w:p>

--- a/Описание_Управление_стримами_и_командами.docx
+++ b/Описание_Управление_стримами_и_командами.docx
@@ -37,7 +37,7 @@
           <w:color w:val="7A8AA0"/>
           <w:sz w:val="20"/>
         </w:rPr>
-        <w:t>v2.9.0 · 29.10.2026</w:t>
+        <w:t>v2.10.0 · 29.10.2026</w:t>
       </w:r>
     </w:p>
     <w:p/>
@@ -814,6 +814,19 @@
         <w:pStyle w:val="Heading2"/>
       </w:pPr>
       <w:r>
+        <w:t>Метки этапов</w:t>
+      </w:r>
+    </w:p>
+    <w:p>
+      <w:r>
+        <w:t>Метки этапов на «Ганте по иерархии»: бизнес-анализ (круг), системный анализ (треугольник), разработка (квадрат), ИФТ (звезда), ПСИ (ромб) и выход в Прод (ракета); контур — начало, заливка — завершение. Ставятся автоматически — по ролям задач, демо спринта и релизам (соответствие ролей — в «Параметрах») — или вручную в панели «Этапы»; у родителя собираются из потомков. Все обозначения — в легенде.</w:t>
+      </w:r>
+    </w:p>
+    <w:p>
+      <w:pPr>
+        <w:pStyle w:val="Heading2"/>
+      </w:pPr>
+      <w:r>
         <w:t>Зависимости</w:t>
       </w:r>
     </w:p>
@@ -1510,7 +1523,7 @@
     </w:p>
     <w:p>
       <w:r>
-        <w:t>Встроенный ассистент по данным проекта: velocity, health, баги, зависимости, бюджет; открывает разделы и выполняет команды, работает офлайн. С v2.9.0 знает все разделы и функции: отвечает на вопрос о любом разделе, перечисляет их и рассказывает про новинки; база знаний самообновляется после каждого релиза.</w:t>
+        <w:t>Встроенный ассистент по данным проекта: velocity, health, баги, зависимости, бюджет; открывает разделы и выполняет команды, работает офлайн. С v2.10.0 знает все разделы и функции: отвечает на вопрос о любом разделе, перечисляет их и рассказывает про новинки; база знаний самообновляется после каждого релиза.</w:t>
       </w:r>
       <w:r/>
     </w:p>

--- a/Описание_Управление_стримами_и_командами.docx
+++ b/Описание_Управление_стримами_и_командами.docx
@@ -37,7 +37,7 @@
           <w:color w:val="7A8AA0"/>
           <w:sz w:val="20"/>
         </w:rPr>
-        <w:t>v2.10.0 · 29.10.2026</w:t>
+        <w:t>v2.11.0 · 29.10.2026</w:t>
       </w:r>
     </w:p>
     <w:p/>
@@ -827,6 +827,19 @@
         <w:pStyle w:val="Heading2"/>
       </w:pPr>
       <w:r>
+        <w:t>Зависимости на Ганте</w:t>
+      </w:r>
+    </w:p>
+    <w:p>
+      <w:r>
+        <w:t>Стрелки зависимостей «окончание → начало» на «Ганте по иерархии» между задачами, историями, фичами и эпиками: красные — конфликт сроков, акцентные — критический путь; при свёрнутых уровнях связи переносятся на видимые фичи и эпики (пунктир, ×N). У задачи может быть несколько предшественников; связи правятся в «Бэклоге» и в панели элемента, внешние зависимости показаны ◆.</w:t>
+      </w:r>
+    </w:p>
+    <w:p>
+      <w:pPr>
+        <w:pStyle w:val="Heading2"/>
+      </w:pPr>
+      <w:r>
         <w:t>Зависимости</w:t>
       </w:r>
     </w:p>
@@ -1523,7 +1536,7 @@
     </w:p>
     <w:p>
       <w:r>
-        <w:t>Встроенный ассистент по данным проекта: velocity, health, баги, зависимости, бюджет; открывает разделы и выполняет команды, работает офлайн. С v2.10.0 знает все разделы и функции: отвечает на вопрос о любом разделе, перечисляет их и рассказывает про новинки; база знаний самообновляется после каждого релиза.</w:t>
+        <w:t>Встроенный ассистент по данным проекта: velocity, health, баги, зависимости, бюджет; открывает разделы и выполняет команды, работает офлайн. С v2.11.0 знает все разделы и функции: отвечает на вопрос о любом разделе, перечисляет их и рассказывает про новинки; база знаний самообновляется после каждого релиза.</w:t>
       </w:r>
       <w:r/>
     </w:p>

--- a/Описание_Управление_стримами_и_командами.docx
+++ b/Описание_Управление_стримами_и_командами.docx
@@ -37,7 +37,7 @@
           <w:color w:val="7A8AA0"/>
           <w:sz w:val="20"/>
         </w:rPr>
-        <w:t>v2.11.0 · 29.10.2026</w:t>
+        <w:t>v2.11.1 · 29.10.2026</w:t>
       </w:r>
     </w:p>
     <w:p/>
@@ -1536,7 +1536,7 @@
     </w:p>
     <w:p>
       <w:r>
-        <w:t>Встроенный ассистент по данным проекта: velocity, health, баги, зависимости, бюджет; открывает разделы и выполняет команды, работает офлайн. С v2.11.0 знает все разделы и функции: отвечает на вопрос о любом разделе, перечисляет их и рассказывает про новинки; база знаний самообновляется после каждого релиза.</w:t>
+        <w:t>Встроенный ассистент по данным проекта: velocity, health, баги, зависимости, бюджет; открывает разделы и выполняет команды, работает офлайн. С v2.11.1 знает все разделы и функции: отвечает на вопрос о любом разделе, перечисляет их и рассказывает про новинки; база знаний самообновляется после каждого релиза.</w:t>
       </w:r>
       <w:r/>
     </w:p>

--- a/Описание_Управление_стримами_и_командами.docx
+++ b/Описание_Управление_стримами_и_командами.docx
@@ -37,7 +37,7 @@
           <w:color w:val="7A8AA0"/>
           <w:sz w:val="20"/>
         </w:rPr>
-        <w:t>v2.11.1 · 29.10.2026</w:t>
+        <w:t>v2.12.0 · 29.10.2026</w:t>
       </w:r>
     </w:p>
     <w:p/>
@@ -374,6 +374,19 @@
       </w:pPr>
       <w:r>
         <w:t>Межкомандные зависимости: кто ждёт, кто делает, фича, к какой итерации нужно и когда запланировано; конфликт сроков или блокировка подсвечиваются красным и на доске (🔗).</w:t>
+      </w:r>
+    </w:p>
+    <w:p>
+      <w:pPr>
+        <w:pStyle w:val="Heading2"/>
+      </w:pPr>
+      <w:r>
+        <w:t>Гант стрима</w:t>
+      </w:r>
+    </w:p>
+    <w:p>
+      <w:r>
+        <w:t>Фичи стрима → команды → истории на одной шкале с итерациями PI: календарь каждой команды, прогресс по объёму, межкомандные зависимости стрелками (красные — план позже нужной итерации).</w:t>
       </w:r>
     </w:p>
     <w:p>
@@ -840,6 +853,19 @@
         <w:pStyle w:val="Heading2"/>
       </w:pPr>
       <w:r>
+        <w:t>«Гант по иерархии»: планирование</w:t>
+      </w:r>
+    </w:p>
+    <w:p>
+      <w:r>
+        <w:t>Масштаб от недель до кварталов с прокруткой и кнопкой «К сегодня», вехи и релизы на шкале, фильтры и поиск, колонки (исполнитель, статус, спринт, даты, остаток, резерв), перетаскивание задач между спринтами, базовый план и сдвиг сроков, прогноз завершения по фактическому темпу, загрузка спринтов и экспорт в PNG, PDF и Excel.</w:t>
+      </w:r>
+    </w:p>
+    <w:p>
+      <w:pPr>
+        <w:pStyle w:val="Heading2"/>
+      </w:pPr>
+      <w:r>
         <w:t>Зависимости</w:t>
       </w:r>
     </w:p>
@@ -1536,7 +1562,7 @@
     </w:p>
     <w:p>
       <w:r>
-        <w:t>Встроенный ассистент по данным проекта: velocity, health, баги, зависимости, бюджет; открывает разделы и выполняет команды, работает офлайн. С v2.11.1 знает все разделы и функции: отвечает на вопрос о любом разделе, перечисляет их и рассказывает про новинки; база знаний самообновляется после каждого релиза.</w:t>
+        <w:t>Встроенный ассистент по данным проекта: velocity, health, баги, зависимости, бюджет; открывает разделы и выполняет команды, работает офлайн. С v2.12.0 знает все разделы и функции: отвечает на вопрос о любом разделе, перечисляет их и рассказывает про новинки; база знаний самообновляется после каждого релиза.</w:t>
       </w:r>
       <w:r/>
     </w:p>

--- a/Описание_Управление_стримами_и_командами.docx
+++ b/Описание_Управление_стримами_и_командами.docx
@@ -37,7 +37,7 @@
           <w:color w:val="7A8AA0"/>
           <w:sz w:val="20"/>
         </w:rPr>
-        <w:t>v2.12.0 · 29.10.2026</w:t>
+        <w:t>v2.13.0 · 29.10.2026</w:t>
       </w:r>
     </w:p>
     <w:p/>
@@ -387,6 +387,19 @@
     <w:p>
       <w:r>
         <w:t>Фичи стрима → команды → истории на одной шкале с итерациями PI: календарь каждой команды, прогресс по объёму, межкомандные зависимости стрелками (красные — план позже нужной итерации).</w:t>
+      </w:r>
+    </w:p>
+    <w:p>
+      <w:pPr>
+        <w:pStyle w:val="Heading2"/>
+      </w:pPr>
+      <w:r>
+        <w:t>Гант стрима: презентация</w:t>
+      </w:r>
+    </w:p>
+    <w:p>
+      <w:r>
+        <w:t>Выгрузка «Ганта стрима» в PPTX: обзор фич и команд, слайд на каждую фичу стрима, сводка прогресса и межкомандных зависимостей с конфликтами.</w:t>
       </w:r>
     </w:p>
     <w:p>
@@ -866,6 +879,19 @@
         <w:pStyle w:val="Heading2"/>
       </w:pPr>
       <w:r>
+        <w:t>«Гант по иерархии»: лёгкий вид и презентация</w:t>
+      </w:r>
+    </w:p>
+    <w:p>
+      <w:r>
+        <w:t>Режимы вида «Обзор / План / Контроль / Этапы», одна строка инструментов, показатели-фильтры строкой, легенда по кнопке, спокойная графика с акцентом на отклонениях, фокус на цепочке элемента, компактные строки и выгрузка в PowerPoint: обзор, слайд на каждый эпик и сводка «что требует внимания».</w:t>
+      </w:r>
+    </w:p>
+    <w:p>
+      <w:pPr>
+        <w:pStyle w:val="Heading2"/>
+      </w:pPr>
+      <w:r>
         <w:t>Зависимости</w:t>
       </w:r>
     </w:p>
@@ -1562,7 +1588,7 @@
     </w:p>
     <w:p>
       <w:r>
-        <w:t>Встроенный ассистент по данным проекта: velocity, health, баги, зависимости, бюджет; открывает разделы и выполняет команды, работает офлайн. С v2.12.0 знает все разделы и функции: отвечает на вопрос о любом разделе, перечисляет их и рассказывает про новинки; база знаний самообновляется после каждого релиза.</w:t>
+        <w:t>Встроенный ассистент по данным проекта: velocity, health, баги, зависимости, бюджет; открывает разделы и выполняет команды, работает офлайн. С v2.13.0 знает все разделы и функции: отвечает на вопрос о любом разделе, перечисляет их и рассказывает про новинки; база знаний самообновляется после каждого релиза.</w:t>
       </w:r>
       <w:r/>
     </w:p>

--- a/Описание_Управление_стримами_и_командами.docx
+++ b/Описание_Управление_стримами_и_командами.docx
@@ -37,7 +37,7 @@
           <w:color w:val="7A8AA0"/>
           <w:sz w:val="20"/>
         </w:rPr>
-        <w:t>v2.13.0 · 29.10.2026</w:t>
+        <w:t>v2.13.1 · 29.10.2026</w:t>
       </w:r>
     </w:p>
     <w:p/>
@@ -1588,7 +1588,7 @@
     </w:p>
     <w:p>
       <w:r>
-        <w:t>Встроенный ассистент по данным проекта: velocity, health, баги, зависимости, бюджет; открывает разделы и выполняет команды, работает офлайн. С v2.13.0 знает все разделы и функции: отвечает на вопрос о любом разделе, перечисляет их и рассказывает про новинки; база знаний самообновляется после каждого релиза.</w:t>
+        <w:t>Встроенный ассистент по данным проекта: velocity, health, баги, зависимости, бюджет; открывает разделы и выполняет команды, работает офлайн. С v2.13.1 знает все разделы и функции: отвечает на вопрос о любом разделе, перечисляет их и рассказывает про новинки; база знаний самообновляется после каждого релиза.</w:t>
       </w:r>
       <w:r/>
     </w:p>
